--- a/Azure_Databricks.docx
+++ b/Azure_Databricks.docx
@@ -775,7 +775,6 @@
       </w:r>
     </w:p>
     <w:p>
-      <w:bookmarkStart w:id="0" w:name="_GoBack"/>
       <w:r>
         <w:rPr>
           <w:noProof/>
@@ -816,7 +815,6 @@
           </wp:inline>
         </w:drawing>
       </w:r>
-      <w:bookmarkEnd w:id="0"/>
     </w:p>
     <w:p>
       <w:pPr>
@@ -2496,7 +2494,14 @@
     <w:p/>
     <w:p/>
     <w:p/>
-    <w:p/>
+    <w:p>
+      <w:r>
+        <w:lastRenderedPageBreak/>
+        <w:t>testing 123</w:t>
+      </w:r>
+      <w:bookmarkStart w:id="0" w:name="_GoBack"/>
+      <w:bookmarkEnd w:id="0"/>
+    </w:p>
     <w:p/>
     <w:p/>
     <w:p/>
